--- a/clanki/Kako banke izračunajo kreditno sposobnost.docx
+++ b/clanki/Kako banke izračunajo kreditno sposobnost.docx
@@ -6466,6 +6466,7 @@
     </w:p>
     <w:p>
       <w:pPr>
+        <w:ind w:firstLine="360"/>
         <w:rPr>
           <w:lang w:val="en-SI"/>
         </w:rPr>
